--- a/ДОПОВІДЬ_ПЕРЕДЗАХИСТ.docx
+++ b/ДОПОВІДЬ_ПЕРЕДЗАХИСТ.docx
@@ -1,6 +1,6 @@
 
 <file path=word/document.xml><?xml version="1.0" encoding="utf-8"?>
-<w:document xmlns:wpc="http://schemas.microsoft.com/office/word/2010/wordprocessingCanvas" xmlns:cx="http://schemas.microsoft.com/office/drawing/2014/chartex" xmlns:cx1="http://schemas.microsoft.com/office/drawing/2015/9/8/chartex" xmlns:cx2="http://schemas.microsoft.com/office/drawing/2015/10/21/chartex" xmlns:cx3="http://schemas.microsoft.com/office/drawing/2016/5/9/chartex" xmlns:cx4="http://schemas.microsoft.com/office/drawing/2016/5/10/chartex" xmlns:cx5="http://schemas.microsoft.com/office/drawing/2016/5/11/chartex" xmlns:cx6="http://schemas.microsoft.com/office/drawing/2016/5/12/chartex" xmlns:cx7="http://schemas.microsoft.com/office/drawing/2016/5/13/chartex" xmlns:cx8="http://schemas.microsoft.com/office/drawing/2016/5/14/chartex" xmlns:mc="http://schemas.openxmlformats.org/markup-compatibility/2006" xmlns:aink="http://schemas.microsoft.com/office/drawing/2016/ink" xmlns:am3d="http://schemas.microsoft.com/office/drawing/2017/model3d" xmlns:o="urn:schemas-microsoft-com:office:office" xmlns:oel="http://schemas.microsoft.com/office/2019/extlst" xmlns:r="http://schemas.openxmlformats.org/officeDocument/2006/relationships" xmlns:m="http://schemas.openxmlformats.org/officeDocument/2006/math" xmlns:v="urn:schemas-microsoft-com:vml" xmlns:wp14="http://schemas.microsoft.com/office/word/2010/wordprocessingDrawing" xmlns:wp="http://schemas.openxmlformats.org/drawingml/2006/wordprocessingDrawing" xmlns:w10="urn:schemas-microsoft-com:office:word" xmlns:w="http://schemas.openxmlformats.org/wordprocessingml/2006/main" xmlns:w14="http://schemas.microsoft.com/office/word/2010/wordml" xmlns:w15="http://schemas.microsoft.com/office/word/2012/wordml" xmlns:w16cex="http://schemas.microsoft.com/office/word/2018/wordml/cex" xmlns:w16cid="http://schemas.microsoft.com/office/word/2016/wordml/cid" xmlns:w16="http://schemas.microsoft.com/office/word/2018/wordml" xmlns:w16du="http://schemas.microsoft.com/office/word/2023/wordml/word16du" xmlns:w16sdtdh="http://schemas.microsoft.com/office/word/2020/wordml/sdtdatahash" xmlns:w16sdtfl="http://schemas.microsoft.com/office/word/2024/wordml/sdtformatlock" xmlns:w16se="http://schemas.microsoft.com/office/word/2015/wordml/symex" xmlns:wpg="http://schemas.microsoft.com/office/word/2010/wordprocessingGroup" xmlns:wpi="http://schemas.microsoft.com/office/word/2010/wordprocessingInk" xmlns:wne="http://schemas.microsoft.com/office/word/2006/wordml" xmlns:wps="http://schemas.microsoft.com/office/word/2010/wordprocessingShape" mc:Ignorable="w14 w15 w16se w16cid w16 w16cex w16sdtdh w16sdtfl w16du wp14">
+<w:document xmlns:wpc="http://schemas.microsoft.com/office/word/2010/wordprocessingCanvas" xmlns:cx="http://schemas.microsoft.com/office/drawing/2014/chartex" xmlns:cx1="http://schemas.microsoft.com/office/drawing/2015/9/8/chartex" xmlns:cx2="http://schemas.microsoft.com/office/drawing/2015/10/21/chartex" xmlns:cx3="http://schemas.microsoft.com/office/drawing/2016/5/9/chartex" xmlns:cx4="http://schemas.microsoft.com/office/drawing/2016/5/10/chartex" xmlns:cx5="http://schemas.microsoft.com/office/drawing/2016/5/11/chartex" xmlns:cx6="http://schemas.microsoft.com/office/drawing/2016/5/12/chartex" xmlns:cx7="http://schemas.microsoft.com/office/drawing/2016/5/13/chartex" xmlns:cx8="http://schemas.microsoft.com/office/drawing/2016/5/14/chartex" xmlns:mc="http://schemas.openxmlformats.org/markup-compatibility/2006" xmlns:m="http://schemas.openxmlformats.org/officeDocument/2006/math" xmlns:aink="http://schemas.microsoft.com/office/drawing/2016/ink" xmlns:am3d="http://schemas.microsoft.com/office/drawing/2017/model3d" xmlns:oel="http://schemas.microsoft.com/office/2019/extlst" xmlns:r="http://schemas.openxmlformats.org/officeDocument/2006/relationships" xmlns:wp14="http://schemas.microsoft.com/office/word/2010/wordprocessingDrawing" xmlns:wp="http://schemas.openxmlformats.org/drawingml/2006/wordprocessingDrawing" xmlns:wpg="http://schemas.microsoft.com/office/word/2010/wordprocessingGroup" xmlns:wpi="http://schemas.microsoft.com/office/word/2010/wordprocessingInk" xmlns:wps="http://schemas.microsoft.com/office/word/2010/wordprocessingShape" xmlns:o="urn:schemas-microsoft-com:office:office" xmlns:v="urn:schemas-microsoft-com:vml" xmlns:w10="urn:schemas-microsoft-com:office:word" xmlns:w="http://schemas.openxmlformats.org/wordprocessingml/2006/main" xmlns:w14="http://schemas.microsoft.com/office/word/2010/wordml" xmlns:w15="http://schemas.microsoft.com/office/word/2012/wordml" xmlns:w16cex="http://schemas.microsoft.com/office/word/2018/wordml/cex" xmlns:w16cid="http://schemas.microsoft.com/office/word/2016/wordml/cid" xmlns:w16="http://schemas.microsoft.com/office/word/2018/wordml" xmlns:w16sdtdh="http://schemas.microsoft.com/office/word/2020/wordml/sdtdatahash" xmlns:w16sdtfl="http://schemas.microsoft.com/office/word/2024/wordml/sdtformatlock" xmlns:w16se="http://schemas.microsoft.com/office/word/2015/wordml/symex" xmlns:w16du="http://schemas.microsoft.com/office/word/2023/wordml/word16du" xmlns:wne="http://schemas.microsoft.com/office/word/2006/wordml" mc:Ignorable="w14 w15 w16se w16cid w16 w16cex w16sdtdh w16sdtfl w16du wp14">
   <w:body>
     <w:p>
       <w:pPr>
@@ -13,8 +13,8 @@
           <w:lang w:val="uk-UA"/>
         </w:rPr>
       </w:pPr>
-      <w:bookmarkStart w:id="0" w:name="доповідь-на-передзахисті-дисертації"/>
-      <w:bookmarkStart w:id="1" w:name="слайд-1-титулка"/>
+      <w:bookmarkStart w:id="0" w:name="слайд-1-титулка"/>
+      <w:bookmarkStart w:id="1" w:name="доповідь-на-передзахисті-дисертації"/>
       <w:r>
         <w:rPr>
           <w:rFonts w:ascii="Times New Roman" w:hAnsi="Times New Roman" w:cs="Times New Roman"/>
@@ -110,7 +110,26 @@
           <w:szCs w:val="28"/>
           <w:lang w:val="uk-UA"/>
         </w:rPr>
-        <w:t xml:space="preserve">Наявні системи спрощення тексту переважно реалізують статичний підхід без урахування індивідуального когнітивного стану конкретного читача в момент взаємодії. Натомість поєднання автоматизованого аналізу тексту з неінвазивним моніторингом емоційного стану через вбудовану відеокамеру відкриває можливість реалізувати адаптивне спрощення, що орієнтується на реальний стан конкретного користувача. </w:t>
+        <w:t xml:space="preserve">Наявні системи спрощення тексту переважно реалізують статичний підхід без урахування індивідуального когнітивного стану конкретного читача в момент взаємодії. Натомість поєднання автоматизованого аналізу тексту </w:t>
+      </w:r>
+      <w:r>
+        <w:rPr>
+          <w:rFonts w:ascii="Times New Roman" w:hAnsi="Times New Roman" w:cs="Times New Roman"/>
+          <w:sz w:val="28"/>
+          <w:szCs w:val="28"/>
+          <w:highlight w:val="yellow"/>
+          <w:lang w:val="uk-UA"/>
+        </w:rPr>
+        <w:t>з неінвазивним моніторингом</w:t>
+      </w:r>
+      <w:r>
+        <w:rPr>
+          <w:rFonts w:ascii="Times New Roman" w:hAnsi="Times New Roman" w:cs="Times New Roman"/>
+          <w:sz w:val="28"/>
+          <w:szCs w:val="28"/>
+          <w:lang w:val="uk-UA"/>
+        </w:rPr>
+        <w:t xml:space="preserve"> емоційного стану через вбудовану відеокамеру відкриває можливість реалізувати адаптивне спрощення, що орієнтується на реальний стан конкретного користувача. </w:t>
       </w:r>
     </w:p>
     <w:p>
@@ -126,14 +145,15 @@
       </w:pPr>
       <w:r>
         <w:rPr>
-          <w:rFonts w:ascii="Times New Roman" w:hAnsi="Times New Roman" w:cs="Times New Roman"/>
           <w:noProof/>
-          <w:sz w:val="28"/>
-          <w:szCs w:val="28"/>
-          <w:lang w:val="uk-UA"/>
-        </w:rPr>
-        <w:pict w14:anchorId="1E1A9DF3">
-          <v:rect id="_x0000_i1049" alt="" style="width:451.3pt;height:.05pt;mso-width-percent:0;mso-height-percent:0;mso-width-percent:0;mso-height-percent:0" o:hralign="center" o:hrstd="t" o:hr="t"/>
+        </w:rPr>
+      </w:r>
+      <w:r>
+        <w:pict w14:anchorId="0F466411">
+          <v:rect id="Horizontal Line 1" o:spid="_x0000_s1050" style="width:498.6pt;height:.05pt;visibility:visible;mso-wrap-style:square;mso-left-percent:-10001;mso-top-percent:-10001;mso-position-horizontal:absolute;mso-position-horizontal-relative:char;mso-position-vertical:absolute;mso-position-vertical-relative:line;mso-left-percent:-10001;mso-top-percent:-10001;v-text-anchor:top" o:gfxdata="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" filled="f">
+            <o:lock v:ext="edit" rotation="t" aspectratio="t" verticies="t" text="t" shapetype="t"/>
+            <w10:anchorlock/>
+          </v:rect>
         </w:pict>
       </w:r>
     </w:p>
@@ -150,7 +170,7 @@
         </w:rPr>
       </w:pPr>
       <w:bookmarkStart w:id="2" w:name="слайд-2-обєкт-предмет-мета"/>
-      <w:bookmarkEnd w:id="1"/>
+      <w:bookmarkEnd w:id="0"/>
       <w:r>
         <w:rPr>
           <w:rFonts w:ascii="Times New Roman" w:hAnsi="Times New Roman" w:cs="Times New Roman"/>
@@ -240,14 +260,15 @@
       </w:pPr>
       <w:r>
         <w:rPr>
-          <w:rFonts w:ascii="Times New Roman" w:hAnsi="Times New Roman" w:cs="Times New Roman"/>
           <w:noProof/>
-          <w:sz w:val="28"/>
-          <w:szCs w:val="28"/>
-          <w:lang w:val="uk-UA"/>
-        </w:rPr>
-        <w:pict w14:anchorId="0118BBBE">
-          <v:rect id="_x0000_i1048" alt="" style="width:451.3pt;height:.05pt;mso-width-percent:0;mso-height-percent:0;mso-width-percent:0;mso-height-percent:0" o:hralign="center" o:hrstd="t" o:hr="t"/>
+        </w:rPr>
+      </w:r>
+      <w:r>
+        <w:pict w14:anchorId="5BBDE5C7">
+          <v:rect id="Horizontal Line 2" o:spid="_x0000_s1049" style="width:498.6pt;height:.05pt;visibility:visible;mso-wrap-style:square;mso-left-percent:-10001;mso-top-percent:-10001;mso-position-horizontal:absolute;mso-position-horizontal-relative:char;mso-position-vertical:absolute;mso-position-vertical-relative:line;mso-left-percent:-10001;mso-top-percent:-10001;v-text-anchor:top" o:gfxdata="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" filled="f">
+            <o:lock v:ext="edit" rotation="t" aspectratio="t" verticies="t" text="t" shapetype="t"/>
+            <w10:anchorlock/>
+          </v:rect>
         </w:pict>
       </w:r>
     </w:p>
@@ -321,7 +342,25 @@
           <w:szCs w:val="28"/>
           <w:lang w:val="uk-UA"/>
         </w:rPr>
-        <w:t xml:space="preserve">ня, які представлені на слайді та в авторефераті тому дозвольте їх не зачитувати. </w:t>
+        <w:t xml:space="preserve">ня, які представлені на слайді та в </w:t>
+      </w:r>
+      <w:r>
+        <w:rPr>
+          <w:rFonts w:ascii="Times New Roman" w:hAnsi="Times New Roman" w:cs="Times New Roman"/>
+          <w:sz w:val="28"/>
+          <w:szCs w:val="28"/>
+          <w:lang w:val="uk-UA"/>
+        </w:rPr>
+        <w:t>дисертації</w:t>
+      </w:r>
+      <w:r>
+        <w:rPr>
+          <w:rFonts w:ascii="Times New Roman" w:hAnsi="Times New Roman" w:cs="Times New Roman"/>
+          <w:sz w:val="28"/>
+          <w:szCs w:val="28"/>
+          <w:lang w:val="uk-UA"/>
+        </w:rPr>
+        <w:t xml:space="preserve"> тому дозвольте їх не зачитувати. </w:t>
       </w:r>
     </w:p>
     <w:p>
@@ -337,14 +376,15 @@
       </w:pPr>
       <w:r>
         <w:rPr>
-          <w:rFonts w:ascii="Times New Roman" w:hAnsi="Times New Roman" w:cs="Times New Roman"/>
           <w:noProof/>
-          <w:sz w:val="28"/>
-          <w:szCs w:val="28"/>
-          <w:lang w:val="uk-UA"/>
-        </w:rPr>
-        <w:pict w14:anchorId="7D97A42D">
-          <v:rect id="_x0000_i1047" alt="" style="width:451.3pt;height:.05pt;mso-width-percent:0;mso-height-percent:0;mso-width-percent:0;mso-height-percent:0" o:hralign="center" o:hrstd="t" o:hr="t"/>
+        </w:rPr>
+      </w:r>
+      <w:r>
+        <w:pict w14:anchorId="5E1F7FEF">
+          <v:rect id="Horizontal Line 3" o:spid="_x0000_s1048" style="width:498.6pt;height:.05pt;visibility:visible;mso-wrap-style:square;mso-left-percent:-10001;mso-top-percent:-10001;mso-position-horizontal:absolute;mso-position-horizontal-relative:char;mso-position-vertical:absolute;mso-position-vertical-relative:line;mso-left-percent:-10001;mso-top-percent:-10001;v-text-anchor:top" o:gfxdata="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" filled="f">
+            <o:lock v:ext="edit" rotation="t" aspectratio="t" verticies="t" text="t" shapetype="t"/>
+            <w10:anchorlock/>
+          </v:rect>
         </w:pict>
       </w:r>
     </w:p>
@@ -391,7 +431,25 @@
           <w:szCs w:val="28"/>
           <w:lang w:val="uk-UA"/>
         </w:rPr>
-        <w:t>Наукова новизна дисертаційного дослідження полягає в такому.</w:t>
+        <w:t xml:space="preserve">Наукова новизна дисертаційного дослідження полягає в </w:t>
+      </w:r>
+      <w:r>
+        <w:rPr>
+          <w:rFonts w:ascii="Times New Roman" w:hAnsi="Times New Roman" w:cs="Times New Roman"/>
+          <w:sz w:val="28"/>
+          <w:szCs w:val="28"/>
+          <w:lang w:val="uk-UA"/>
+        </w:rPr>
+        <w:t>тому, що</w:t>
+      </w:r>
+      <w:r>
+        <w:rPr>
+          <w:rFonts w:ascii="Times New Roman" w:hAnsi="Times New Roman" w:cs="Times New Roman"/>
+          <w:sz w:val="28"/>
+          <w:szCs w:val="28"/>
+          <w:lang w:val="uk-UA"/>
+        </w:rPr>
+        <w:t>.</w:t>
       </w:r>
     </w:p>
     <w:p>
@@ -496,14 +554,15 @@
       </w:pPr>
       <w:r>
         <w:rPr>
-          <w:rFonts w:ascii="Times New Roman" w:hAnsi="Times New Roman" w:cs="Times New Roman"/>
           <w:noProof/>
-          <w:sz w:val="28"/>
-          <w:szCs w:val="28"/>
-          <w:lang w:val="uk-UA"/>
-        </w:rPr>
-        <w:pict w14:anchorId="74DBF4A7">
-          <v:rect id="_x0000_i1046" alt="" style="width:451.3pt;height:.05pt;mso-width-percent:0;mso-height-percent:0;mso-width-percent:0;mso-height-percent:0" o:hralign="center" o:hrstd="t" o:hr="t"/>
+        </w:rPr>
+      </w:r>
+      <w:r>
+        <w:pict w14:anchorId="061191AC">
+          <v:rect id="Horizontal Line 4" o:spid="_x0000_s1047" style="width:498.6pt;height:.05pt;visibility:visible;mso-wrap-style:square;mso-left-percent:-10001;mso-top-percent:-10001;mso-position-horizontal:absolute;mso-position-horizontal-relative:char;mso-position-vertical:absolute;mso-position-vertical-relative:line;mso-left-percent:-10001;mso-top-percent:-10001;v-text-anchor:top" o:gfxdata="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" filled="f">
+            <o:lock v:ext="edit" rotation="t" aspectratio="t" verticies="t" text="t" shapetype="t"/>
+            <w10:anchorlock/>
+          </v:rect>
         </w:pict>
       </w:r>
     </w:p>
@@ -654,14 +713,15 @@
       </w:pPr>
       <w:r>
         <w:rPr>
-          <w:rFonts w:ascii="Times New Roman" w:hAnsi="Times New Roman" w:cs="Times New Roman"/>
           <w:noProof/>
-          <w:sz w:val="28"/>
-          <w:szCs w:val="28"/>
-          <w:lang w:val="uk-UA"/>
-        </w:rPr>
-        <w:pict w14:anchorId="7CBD56A8">
-          <v:rect id="_x0000_i1045" alt="" style="width:451.3pt;height:.05pt;mso-width-percent:0;mso-height-percent:0;mso-width-percent:0;mso-height-percent:0" o:hralign="center" o:hrstd="t" o:hr="t"/>
+        </w:rPr>
+      </w:r>
+      <w:r>
+        <w:pict w14:anchorId="4D0843D0">
+          <v:rect id="Horizontal Line 5" o:spid="_x0000_s1046" style="width:498.6pt;height:.05pt;visibility:visible;mso-wrap-style:square;mso-left-percent:-10001;mso-top-percent:-10001;mso-position-horizontal:absolute;mso-position-horizontal-relative:char;mso-position-vertical:absolute;mso-position-vertical-relative:line;mso-left-percent:-10001;mso-top-percent:-10001;v-text-anchor:top" o:gfxdata="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" filled="f">
+            <o:lock v:ext="edit" rotation="t" aspectratio="t" verticies="t" text="t" shapetype="t"/>
+            <w10:anchorlock/>
+          </v:rect>
         </w:pict>
       </w:r>
     </w:p>
@@ -777,14 +837,15 @@
       </w:pPr>
       <w:r>
         <w:rPr>
-          <w:rFonts w:ascii="Times New Roman" w:hAnsi="Times New Roman" w:cs="Times New Roman"/>
           <w:noProof/>
-          <w:sz w:val="28"/>
-          <w:szCs w:val="28"/>
-          <w:lang w:val="uk-UA"/>
-        </w:rPr>
-        <w:pict w14:anchorId="339F00E3">
-          <v:rect id="_x0000_i1044" alt="" style="width:451.3pt;height:.05pt;mso-width-percent:0;mso-height-percent:0;mso-width-percent:0;mso-height-percent:0" o:hralign="center" o:hrstd="t" o:hr="t"/>
+        </w:rPr>
+      </w:r>
+      <w:r>
+        <w:pict w14:anchorId="36DA6D43">
+          <v:rect id="Horizontal Line 6" o:spid="_x0000_s1045" style="width:498.6pt;height:.05pt;visibility:visible;mso-wrap-style:square;mso-left-percent:-10001;mso-top-percent:-10001;mso-position-horizontal:absolute;mso-position-horizontal-relative:char;mso-position-vertical:absolute;mso-position-vertical-relative:line;mso-left-percent:-10001;mso-top-percent:-10001;v-text-anchor:top" o:gfxdata="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" filled="f">
+            <o:lock v:ext="edit" rotation="t" aspectratio="t" verticies="t" text="t" shapetype="t"/>
+            <w10:anchorlock/>
+          </v:rect>
         </w:pict>
       </w:r>
     </w:p>
@@ -809,7 +870,16 @@
           <w:szCs w:val="28"/>
           <w:lang w:val="uk-UA"/>
         </w:rPr>
-        <w:t>Слайд 8</w:t>
+        <w:t xml:space="preserve">Слайд </w:t>
+      </w:r>
+      <w:r>
+        <w:rPr>
+          <w:rFonts w:ascii="Times New Roman" w:hAnsi="Times New Roman" w:cs="Times New Roman"/>
+          <w:sz w:val="28"/>
+          <w:szCs w:val="28"/>
+          <w:lang w:val="uk-UA"/>
+        </w:rPr>
+        <w:t>7</w:t>
       </w:r>
     </w:p>
     <w:p>
@@ -856,15 +926,15 @@
       </w:pPr>
       <w:r>
         <w:rPr>
-          <w:rFonts w:ascii="Times New Roman" w:hAnsi="Times New Roman" w:cs="Times New Roman"/>
           <w:noProof/>
-          <w:sz w:val="28"/>
-          <w:szCs w:val="28"/>
-          <w:lang w:val="uk-UA"/>
-        </w:rPr>
-        <w:lastRenderedPageBreak/>
-        <w:pict w14:anchorId="296A634B">
-          <v:rect id="_x0000_i1043" alt="" style="width:451.3pt;height:.05pt;mso-width-percent:0;mso-height-percent:0;mso-width-percent:0;mso-height-percent:0" o:hralign="center" o:hrstd="t" o:hr="t"/>
+        </w:rPr>
+      </w:r>
+      <w:r>
+        <w:pict w14:anchorId="050C8E04">
+          <v:rect id="Horizontal Line 7" o:spid="_x0000_s1044" style="width:498.6pt;height:.05pt;visibility:visible;mso-wrap-style:square;mso-left-percent:-10001;mso-top-percent:-10001;mso-position-horizontal:absolute;mso-position-horizontal-relative:char;mso-position-vertical:absolute;mso-position-vertical-relative:line;mso-left-percent:-10001;mso-top-percent:-10001;v-text-anchor:top" o:gfxdata="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" filled="f">
+            <o:lock v:ext="edit" rotation="t" aspectratio="t" verticies="t" text="t" shapetype="t"/>
+            <w10:anchorlock/>
+          </v:rect>
         </w:pict>
       </w:r>
     </w:p>
@@ -889,7 +959,25 @@
           <w:szCs w:val="28"/>
           <w:lang w:val="uk-UA"/>
         </w:rPr>
-        <w:t xml:space="preserve">Слайд 9 </w:t>
+        <w:t xml:space="preserve">Слайд </w:t>
+      </w:r>
+      <w:r>
+        <w:rPr>
+          <w:rFonts w:ascii="Times New Roman" w:hAnsi="Times New Roman" w:cs="Times New Roman"/>
+          <w:sz w:val="28"/>
+          <w:szCs w:val="28"/>
+          <w:lang w:val="uk-UA"/>
+        </w:rPr>
+        <w:t>8</w:t>
+      </w:r>
+      <w:r>
+        <w:rPr>
+          <w:rFonts w:ascii="Times New Roman" w:hAnsi="Times New Roman" w:cs="Times New Roman"/>
+          <w:sz w:val="28"/>
+          <w:szCs w:val="28"/>
+          <w:lang w:val="uk-UA"/>
+        </w:rPr>
+        <w:t xml:space="preserve"> </w:t>
       </w:r>
     </w:p>
     <w:p>
@@ -1046,14 +1134,15 @@
       </w:pPr>
       <w:r>
         <w:rPr>
-          <w:rFonts w:ascii="Times New Roman" w:hAnsi="Times New Roman" w:cs="Times New Roman"/>
           <w:noProof/>
-          <w:sz w:val="28"/>
-          <w:szCs w:val="28"/>
-          <w:lang w:val="uk-UA"/>
-        </w:rPr>
-        <w:pict w14:anchorId="7DF5CE5A">
-          <v:rect id="_x0000_i1042" alt="" style="width:451.3pt;height:.05pt;mso-width-percent:0;mso-height-percent:0;mso-width-percent:0;mso-height-percent:0" o:hralign="center" o:hrstd="t" o:hr="t"/>
+        </w:rPr>
+      </w:r>
+      <w:r>
+        <w:pict w14:anchorId="798FE5F1">
+          <v:rect id="Horizontal Line 8" o:spid="_x0000_s1043" style="width:498.6pt;height:.05pt;visibility:visible;mso-wrap-style:square;mso-left-percent:-10001;mso-top-percent:-10001;mso-position-horizontal:absolute;mso-position-horizontal-relative:char;mso-position-vertical:absolute;mso-position-vertical-relative:line;mso-left-percent:-10001;mso-top-percent:-10001;v-text-anchor:top" o:gfxdata="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" filled="f">
+            <o:lock v:ext="edit" rotation="t" aspectratio="t" verticies="t" text="t" shapetype="t"/>
+            <w10:anchorlock/>
+          </v:rect>
         </w:pict>
       </w:r>
     </w:p>
@@ -1078,7 +1167,16 @@
           <w:szCs w:val="28"/>
           <w:lang w:val="uk-UA"/>
         </w:rPr>
-        <w:t xml:space="preserve">Слайд 10 </w:t>
+        <w:t xml:space="preserve">Слайд </w:t>
+      </w:r>
+      <w:r>
+        <w:rPr>
+          <w:rFonts w:ascii="Times New Roman" w:hAnsi="Times New Roman" w:cs="Times New Roman"/>
+          <w:sz w:val="28"/>
+          <w:szCs w:val="28"/>
+          <w:lang w:val="uk-UA"/>
+        </w:rPr>
+        <w:t>9</w:t>
       </w:r>
       <w:r>
         <w:rPr>
@@ -1089,6 +1187,15 @@
         </w:rPr>
         <w:t xml:space="preserve"> </w:t>
       </w:r>
+      <w:r>
+        <w:rPr>
+          <w:rFonts w:ascii="Times New Roman" w:hAnsi="Times New Roman" w:cs="Times New Roman"/>
+          <w:sz w:val="28"/>
+          <w:szCs w:val="28"/>
+          <w:lang w:val="uk-UA"/>
+        </w:rPr>
+        <w:t xml:space="preserve"> </w:t>
+      </w:r>
     </w:p>
     <w:p>
       <w:pPr>
@@ -1227,14 +1334,15 @@
       </w:pPr>
       <w:r>
         <w:rPr>
-          <w:rFonts w:ascii="Times New Roman" w:hAnsi="Times New Roman" w:cs="Times New Roman"/>
           <w:noProof/>
-          <w:sz w:val="28"/>
-          <w:szCs w:val="28"/>
-          <w:lang w:val="uk-UA"/>
-        </w:rPr>
-        <w:pict w14:anchorId="0503AA5A">
-          <v:rect id="_x0000_i1041" alt="" style="width:451.3pt;height:.05pt;mso-width-percent:0;mso-height-percent:0;mso-width-percent:0;mso-height-percent:0" o:hralign="center" o:hrstd="t" o:hr="t"/>
+        </w:rPr>
+      </w:r>
+      <w:r>
+        <w:pict w14:anchorId="62785DAE">
+          <v:rect id="Horizontal Line 9" o:spid="_x0000_s1042" style="width:498.6pt;height:.05pt;visibility:visible;mso-wrap-style:square;mso-left-percent:-10001;mso-top-percent:-10001;mso-position-horizontal:absolute;mso-position-horizontal-relative:char;mso-position-vertical:absolute;mso-position-vertical-relative:line;mso-left-percent:-10001;mso-top-percent:-10001;v-text-anchor:top" o:gfxdata="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" filled="f">
+            <o:lock v:ext="edit" rotation="t" aspectratio="t" verticies="t" text="t" shapetype="t"/>
+            <w10:anchorlock/>
+          </v:rect>
         </w:pict>
       </w:r>
     </w:p>
@@ -1260,7 +1368,25 @@
           <w:lang w:val="uk-UA"/>
         </w:rPr>
         <w:lastRenderedPageBreak/>
-        <w:t xml:space="preserve">Слайд 11 </w:t>
+        <w:t xml:space="preserve">Слайд </w:t>
+      </w:r>
+      <w:r>
+        <w:rPr>
+          <w:rFonts w:ascii="Times New Roman" w:hAnsi="Times New Roman" w:cs="Times New Roman"/>
+          <w:sz w:val="28"/>
+          <w:szCs w:val="28"/>
+          <w:lang w:val="uk-UA"/>
+        </w:rPr>
+        <w:t>10</w:t>
+      </w:r>
+      <w:r>
+        <w:rPr>
+          <w:rFonts w:ascii="Times New Roman" w:hAnsi="Times New Roman" w:cs="Times New Roman"/>
+          <w:sz w:val="28"/>
+          <w:szCs w:val="28"/>
+          <w:lang w:val="uk-UA"/>
+        </w:rPr>
+        <w:t xml:space="preserve"> </w:t>
       </w:r>
     </w:p>
     <w:p>
@@ -1386,14 +1512,15 @@
       </w:pPr>
       <w:r>
         <w:rPr>
-          <w:rFonts w:ascii="Times New Roman" w:hAnsi="Times New Roman" w:cs="Times New Roman"/>
           <w:noProof/>
-          <w:sz w:val="28"/>
-          <w:szCs w:val="28"/>
-          <w:lang w:val="uk-UA"/>
-        </w:rPr>
-        <w:pict w14:anchorId="04197D2E">
-          <v:rect id="_x0000_i1040" alt="" style="width:451.3pt;height:.05pt;mso-width-percent:0;mso-height-percent:0;mso-width-percent:0;mso-height-percent:0" o:hralign="center" o:hrstd="t" o:hr="t"/>
+        </w:rPr>
+      </w:r>
+      <w:r>
+        <w:pict w14:anchorId="430DB26A">
+          <v:rect id="Horizontal Line 10" o:spid="_x0000_s1041" style="width:498.6pt;height:.05pt;visibility:visible;mso-wrap-style:square;mso-left-percent:-10001;mso-top-percent:-10001;mso-position-horizontal:absolute;mso-position-horizontal-relative:char;mso-position-vertical:absolute;mso-position-vertical-relative:line;mso-left-percent:-10001;mso-top-percent:-10001;v-text-anchor:top" o:gfxdata="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" filled="f">
+            <o:lock v:ext="edit" rotation="t" aspectratio="t" verticies="t" text="t" shapetype="t"/>
+            <w10:anchorlock/>
+          </v:rect>
         </w:pict>
       </w:r>
     </w:p>
@@ -1418,7 +1545,25 @@
           <w:szCs w:val="28"/>
           <w:lang w:val="uk-UA"/>
         </w:rPr>
-        <w:t xml:space="preserve">Слайд 12 </w:t>
+        <w:t>Слайд 1</w:t>
+      </w:r>
+      <w:r>
+        <w:rPr>
+          <w:rFonts w:ascii="Times New Roman" w:hAnsi="Times New Roman" w:cs="Times New Roman"/>
+          <w:sz w:val="28"/>
+          <w:szCs w:val="28"/>
+          <w:lang w:val="uk-UA"/>
+        </w:rPr>
+        <w:t>1</w:t>
+      </w:r>
+      <w:r>
+        <w:rPr>
+          <w:rFonts w:ascii="Times New Roman" w:hAnsi="Times New Roman" w:cs="Times New Roman"/>
+          <w:sz w:val="28"/>
+          <w:szCs w:val="28"/>
+          <w:lang w:val="uk-UA"/>
+        </w:rPr>
+        <w:t xml:space="preserve"> </w:t>
       </w:r>
     </w:p>
     <w:p>
@@ -1500,14 +1645,15 @@
       </w:pPr>
       <w:r>
         <w:rPr>
-          <w:rFonts w:ascii="Times New Roman" w:hAnsi="Times New Roman" w:cs="Times New Roman"/>
           <w:noProof/>
-          <w:sz w:val="28"/>
-          <w:szCs w:val="28"/>
-          <w:lang w:val="uk-UA"/>
-        </w:rPr>
-        <w:pict w14:anchorId="5250E253">
-          <v:rect id="_x0000_i1039" alt="" style="width:451.3pt;height:.05pt;mso-width-percent:0;mso-height-percent:0;mso-width-percent:0;mso-height-percent:0" o:hralign="center" o:hrstd="t" o:hr="t"/>
+        </w:rPr>
+      </w:r>
+      <w:r>
+        <w:pict w14:anchorId="5E5DD3BC">
+          <v:rect id="Horizontal Line 11" o:spid="_x0000_s1040" style="width:498.6pt;height:.05pt;visibility:visible;mso-wrap-style:square;mso-left-percent:-10001;mso-top-percent:-10001;mso-position-horizontal:absolute;mso-position-horizontal-relative:char;mso-position-vertical:absolute;mso-position-vertical-relative:line;mso-left-percent:-10001;mso-top-percent:-10001;v-text-anchor:top" o:gfxdata="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" filled="f">
+            <o:lock v:ext="edit" rotation="t" aspectratio="t" verticies="t" text="t" shapetype="t"/>
+            <w10:anchorlock/>
+          </v:rect>
         </w:pict>
       </w:r>
     </w:p>
@@ -1533,7 +1679,7 @@
           <w:lang w:val="uk-UA"/>
         </w:rPr>
         <w:lastRenderedPageBreak/>
-        <w:t>Слайд 12б</w:t>
+        <w:t>Слайд 12</w:t>
       </w:r>
     </w:p>
     <w:p>
@@ -1659,14 +1805,15 @@
       </w:pPr>
       <w:r>
         <w:rPr>
-          <w:rFonts w:ascii="Times New Roman" w:hAnsi="Times New Roman" w:cs="Times New Roman"/>
           <w:noProof/>
-          <w:sz w:val="28"/>
-          <w:szCs w:val="28"/>
-          <w:lang w:val="uk-UA"/>
-        </w:rPr>
-        <w:pict w14:anchorId="31770151">
-          <v:rect id="_x0000_i1038" alt="" style="width:451.3pt;height:.05pt;mso-width-percent:0;mso-height-percent:0;mso-width-percent:0;mso-height-percent:0" o:hralign="center" o:hrstd="t" o:hr="t"/>
+        </w:rPr>
+      </w:r>
+      <w:r>
+        <w:pict w14:anchorId="487A9CD7">
+          <v:rect id="Horizontal Line 12" o:spid="_x0000_s1039" style="width:498.6pt;height:.05pt;visibility:visible;mso-wrap-style:square;mso-left-percent:-10001;mso-top-percent:-10001;mso-position-horizontal:absolute;mso-position-horizontal-relative:char;mso-position-vertical:absolute;mso-position-vertical-relative:line;mso-left-percent:-10001;mso-top-percent:-10001;v-text-anchor:top" o:gfxdata="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" filled="f">
+            <o:lock v:ext="edit" rotation="t" aspectratio="t" verticies="t" text="t" shapetype="t"/>
+            <w10:anchorlock/>
+          </v:rect>
         </w:pict>
       </w:r>
     </w:p>
@@ -1805,7 +1952,7 @@
           <w:szCs w:val="28"/>
           <w:lang w:val="uk-UA"/>
         </w:rPr>
-        <w:t>Далі розглянемо програмну реалізацію. Програмний комплекс побудовано з трирівневою архітектурою, де кожен рівень виконує чітко визначену функцію.</w:t>
+        <w:t>Програмний комплекс побудовано з трирівневою архітектурою, де кожен рівень виконує чітко визначену функцію.</w:t>
       </w:r>
     </w:p>
     <w:p>
@@ -1910,14 +2057,15 @@
       </w:pPr>
       <w:r>
         <w:rPr>
-          <w:rFonts w:ascii="Times New Roman" w:hAnsi="Times New Roman" w:cs="Times New Roman"/>
           <w:noProof/>
-          <w:sz w:val="28"/>
-          <w:szCs w:val="28"/>
-          <w:lang w:val="uk-UA"/>
-        </w:rPr>
-        <w:pict w14:anchorId="5DCD3CE5">
-          <v:rect id="_x0000_i1037" alt="" style="width:451.3pt;height:.05pt;mso-width-percent:0;mso-height-percent:0;mso-width-percent:0;mso-height-percent:0" o:hralign="center" o:hrstd="t" o:hr="t"/>
+        </w:rPr>
+      </w:r>
+      <w:r>
+        <w:pict w14:anchorId="1D244D06">
+          <v:rect id="Horizontal Line 13" o:spid="_x0000_s1038" style="width:498.6pt;height:.05pt;visibility:visible;mso-wrap-style:square;mso-left-percent:-10001;mso-top-percent:-10001;mso-position-horizontal:absolute;mso-position-horizontal-relative:char;mso-position-vertical:absolute;mso-position-vertical-relative:line;mso-left-percent:-10001;mso-top-percent:-10001;v-text-anchor:top" o:gfxdata="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" filled="f">
+            <o:lock v:ext="edit" rotation="t" aspectratio="t" verticies="t" text="t" shapetype="t"/>
+            <w10:anchorlock/>
+          </v:rect>
         </w:pict>
       </w:r>
     </w:p>
@@ -2068,14 +2216,15 @@
       </w:pPr>
       <w:r>
         <w:rPr>
-          <w:rFonts w:ascii="Times New Roman" w:hAnsi="Times New Roman" w:cs="Times New Roman"/>
           <w:noProof/>
-          <w:sz w:val="28"/>
-          <w:szCs w:val="28"/>
-          <w:lang w:val="uk-UA"/>
-        </w:rPr>
-        <w:pict w14:anchorId="7E920220">
-          <v:rect id="_x0000_i1036" alt="" style="width:451.3pt;height:.05pt;mso-width-percent:0;mso-height-percent:0;mso-width-percent:0;mso-height-percent:0" o:hralign="center" o:hrstd="t" o:hr="t"/>
+        </w:rPr>
+      </w:r>
+      <w:r>
+        <w:pict w14:anchorId="21D5630C">
+          <v:rect id="Horizontal Line 14" o:spid="_x0000_s1037" style="width:498.6pt;height:.05pt;visibility:visible;mso-wrap-style:square;mso-left-percent:-10001;mso-top-percent:-10001;mso-position-horizontal:absolute;mso-position-horizontal-relative:char;mso-position-vertical:absolute;mso-position-vertical-relative:line;mso-left-percent:-10001;mso-top-percent:-10001;v-text-anchor:top" o:gfxdata="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" filled="f">
+            <o:lock v:ext="edit" rotation="t" aspectratio="t" verticies="t" text="t" shapetype="t"/>
+            <w10:anchorlock/>
+          </v:rect>
         </w:pict>
       </w:r>
     </w:p>
@@ -2204,14 +2353,15 @@
       </w:pPr>
       <w:r>
         <w:rPr>
-          <w:rFonts w:ascii="Times New Roman" w:hAnsi="Times New Roman" w:cs="Times New Roman"/>
           <w:noProof/>
-          <w:sz w:val="28"/>
-          <w:szCs w:val="28"/>
-          <w:lang w:val="uk-UA"/>
-        </w:rPr>
-        <w:pict w14:anchorId="183FAA25">
-          <v:rect id="_x0000_i1035" alt="" style="width:451.3pt;height:.05pt;mso-width-percent:0;mso-height-percent:0;mso-width-percent:0;mso-height-percent:0" o:hralign="center" o:hrstd="t" o:hr="t"/>
+        </w:rPr>
+      </w:r>
+      <w:r>
+        <w:pict w14:anchorId="5C7EACD6">
+          <v:rect id="Horizontal Line 15" o:spid="_x0000_s1036" style="width:498.6pt;height:.05pt;visibility:visible;mso-wrap-style:square;mso-left-percent:-10001;mso-top-percent:-10001;mso-position-horizontal:absolute;mso-position-horizontal-relative:char;mso-position-vertical:absolute;mso-position-vertical-relative:line;mso-left-percent:-10001;mso-top-percent:-10001;v-text-anchor:top" o:gfxdata="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" filled="f">
+            <o:lock v:ext="edit" rotation="t" aspectratio="t" verticies="t" text="t" shapetype="t"/>
+            <w10:anchorlock/>
+          </v:rect>
         </w:pict>
       </w:r>
     </w:p>
@@ -2258,16 +2408,7 @@
           <w:szCs w:val="28"/>
           <w:lang w:val="uk-UA"/>
         </w:rPr>
-        <w:t xml:space="preserve">Інтерфейс </w:t>
-      </w:r>
-      <w:r>
-        <w:rPr>
-          <w:rFonts w:ascii="Times New Roman" w:hAnsi="Times New Roman" w:cs="Times New Roman"/>
-          <w:sz w:val="28"/>
-          <w:szCs w:val="28"/>
-          <w:lang w:val="uk-UA"/>
-        </w:rPr>
-        <w:t>представлено на екрані.</w:t>
+        <w:t>На слайді представлено інтерфейс розробленого програмного комплексу.</w:t>
       </w:r>
       <w:r>
         <w:rPr>
@@ -2359,14 +2500,15 @@
       </w:pPr>
       <w:r>
         <w:rPr>
-          <w:rFonts w:ascii="Times New Roman" w:hAnsi="Times New Roman" w:cs="Times New Roman"/>
           <w:noProof/>
-          <w:sz w:val="28"/>
-          <w:szCs w:val="28"/>
-          <w:lang w:val="uk-UA"/>
-        </w:rPr>
-        <w:pict w14:anchorId="517DC784">
-          <v:rect id="_x0000_i1034" alt="" style="width:451.3pt;height:.05pt;mso-width-percent:0;mso-height-percent:0;mso-width-percent:0;mso-height-percent:0" o:hralign="center" o:hrstd="t" o:hr="t"/>
+        </w:rPr>
+      </w:r>
+      <w:r>
+        <w:pict w14:anchorId="25606521">
+          <v:rect id="Horizontal Line 16" o:spid="_x0000_s1035" style="width:498.6pt;height:.05pt;visibility:visible;mso-wrap-style:square;mso-left-percent:-10001;mso-top-percent:-10001;mso-position-horizontal:absolute;mso-position-horizontal-relative:char;mso-position-vertical:absolute;mso-position-vertical-relative:line;mso-left-percent:-10001;mso-top-percent:-10001;v-text-anchor:top" o:gfxdata="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" filled="f">
+            <o:lock v:ext="edit" rotation="t" aspectratio="t" verticies="t" text="t" shapetype="t"/>
+            <w10:anchorlock/>
+          </v:rect>
         </w:pict>
       </w:r>
     </w:p>
@@ -2435,7 +2577,25 @@
           <w:szCs w:val="28"/>
           <w:lang w:val="uk-UA"/>
         </w:rPr>
-        <w:t>Перший експеримент перевіряв збіжність ітераційного алгоритму. Метод перевірки — багаторазовий прогін алгоритму на всіх десяти текстах корпусу з фіксацією значення ІКД після кожної ітерації та перевіркою монотонності послідовності.</w:t>
+        <w:t xml:space="preserve">Перший експеримент перевіряв збіжність ітераційного алгоритму. </w:t>
+      </w:r>
+      <w:r>
+        <w:rPr>
+          <w:rFonts w:ascii="Times New Roman" w:hAnsi="Times New Roman" w:cs="Times New Roman"/>
+          <w:sz w:val="28"/>
+          <w:szCs w:val="28"/>
+          <w:lang w:val="uk-UA"/>
+        </w:rPr>
+        <w:t>Експеримент передбачав</w:t>
+      </w:r>
+      <w:r>
+        <w:rPr>
+          <w:rFonts w:ascii="Times New Roman" w:hAnsi="Times New Roman" w:cs="Times New Roman"/>
+          <w:sz w:val="28"/>
+          <w:szCs w:val="28"/>
+          <w:lang w:val="uk-UA"/>
+        </w:rPr>
+        <w:t xml:space="preserve"> багаторазовий прогін алгоритму на всіх десяти текстах корпусу з фіксацією значення ІКД після кожної ітерації та перевіркою монотонності послідовності.</w:t>
       </w:r>
     </w:p>
     <w:p>
@@ -2473,14 +2633,15 @@
       </w:pPr>
       <w:r>
         <w:rPr>
-          <w:rFonts w:ascii="Times New Roman" w:hAnsi="Times New Roman" w:cs="Times New Roman"/>
           <w:noProof/>
-          <w:sz w:val="28"/>
-          <w:szCs w:val="28"/>
-          <w:lang w:val="uk-UA"/>
-        </w:rPr>
-        <w:pict w14:anchorId="444F3531">
-          <v:rect id="_x0000_i1033" alt="" style="width:451.3pt;height:.05pt;mso-width-percent:0;mso-height-percent:0;mso-width-percent:0;mso-height-percent:0" o:hralign="center" o:hrstd="t" o:hr="t"/>
+        </w:rPr>
+      </w:r>
+      <w:r>
+        <w:pict w14:anchorId="590E80B8">
+          <v:rect id="Horizontal Line 17" o:spid="_x0000_s1034" style="width:498.6pt;height:.05pt;visibility:visible;mso-wrap-style:square;mso-left-percent:-10001;mso-top-percent:-10001;mso-position-horizontal:absolute;mso-position-horizontal-relative:char;mso-position-vertical:absolute;mso-position-vertical-relative:line;mso-left-percent:-10001;mso-top-percent:-10001;v-text-anchor:top" o:gfxdata="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" filled="f">
+            <o:lock v:ext="edit" rotation="t" aspectratio="t" verticies="t" text="t" shapetype="t"/>
+            <w10:anchorlock/>
+          </v:rect>
         </w:pict>
       </w:r>
     </w:p>
@@ -2597,14 +2758,15 @@
       </w:pPr>
       <w:r>
         <w:rPr>
-          <w:rFonts w:ascii="Times New Roman" w:hAnsi="Times New Roman" w:cs="Times New Roman"/>
           <w:noProof/>
-          <w:sz w:val="28"/>
-          <w:szCs w:val="28"/>
-          <w:lang w:val="uk-UA"/>
-        </w:rPr>
-        <w:pict w14:anchorId="297976BD">
-          <v:rect id="_x0000_i1032" alt="" style="width:451.3pt;height:.05pt;mso-width-percent:0;mso-height-percent:0;mso-width-percent:0;mso-height-percent:0" o:hralign="center" o:hrstd="t" o:hr="t"/>
+        </w:rPr>
+      </w:r>
+      <w:r>
+        <w:pict w14:anchorId="765D10F0">
+          <v:rect id="Horizontal Line 18" o:spid="_x0000_s1033" style="width:498.6pt;height:.05pt;visibility:visible;mso-wrap-style:square;mso-left-percent:-10001;mso-top-percent:-10001;mso-position-horizontal:absolute;mso-position-horizontal-relative:char;mso-position-vertical:absolute;mso-position-vertical-relative:line;mso-left-percent:-10001;mso-top-percent:-10001;v-text-anchor:top" o:gfxdata="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" filled="f">
+            <o:lock v:ext="edit" rotation="t" aspectratio="t" verticies="t" text="t" shapetype="t"/>
+            <w10:anchorlock/>
+          </v:rect>
         </w:pict>
       </w:r>
     </w:p>
@@ -2651,7 +2813,25 @@
           <w:szCs w:val="28"/>
           <w:lang w:val="uk-UA"/>
         </w:rPr>
-        <w:t>Третій експеримент оцінював стійкість алгоритму до зміни конфігурації. Метод — це почергове варіювання трьох параметрів: порогу впевненості детекторів, кількості ітерацій та кількості замін за ітерацію.</w:t>
+        <w:t xml:space="preserve">Третій експеримент оцінював стійкість алгоритму до зміни конфігурації. </w:t>
+      </w:r>
+      <w:r>
+        <w:rPr>
+          <w:rFonts w:ascii="Times New Roman" w:hAnsi="Times New Roman" w:cs="Times New Roman"/>
+          <w:sz w:val="28"/>
+          <w:szCs w:val="28"/>
+          <w:lang w:val="uk-UA"/>
+        </w:rPr>
+        <w:t>Експеримент передбачав</w:t>
+      </w:r>
+      <w:r>
+        <w:rPr>
+          <w:rFonts w:ascii="Times New Roman" w:hAnsi="Times New Roman" w:cs="Times New Roman"/>
+          <w:sz w:val="28"/>
+          <w:szCs w:val="28"/>
+          <w:lang w:val="uk-UA"/>
+        </w:rPr>
+        <w:t xml:space="preserve"> почергове варіювання трьох параметрів: порогу впевненості детекторів, кількості ітерацій та кількості замін за ітерацію.</w:t>
       </w:r>
     </w:p>
     <w:p>
@@ -2689,14 +2869,15 @@
       </w:pPr>
       <w:r>
         <w:rPr>
-          <w:rFonts w:ascii="Times New Roman" w:hAnsi="Times New Roman" w:cs="Times New Roman"/>
           <w:noProof/>
-          <w:sz w:val="28"/>
-          <w:szCs w:val="28"/>
-          <w:lang w:val="uk-UA"/>
-        </w:rPr>
-        <w:pict w14:anchorId="15647253">
-          <v:rect id="_x0000_i1031" alt="" style="width:451.3pt;height:.05pt;mso-width-percent:0;mso-height-percent:0;mso-width-percent:0;mso-height-percent:0" o:hralign="center" o:hrstd="t" o:hr="t"/>
+        </w:rPr>
+      </w:r>
+      <w:r>
+        <w:pict w14:anchorId="5BC60BF9">
+          <v:rect id="Horizontal Line 19" o:spid="_x0000_s1032" style="width:498.6pt;height:.05pt;visibility:visible;mso-wrap-style:square;mso-left-percent:-10001;mso-top-percent:-10001;mso-position-horizontal:absolute;mso-position-horizontal-relative:char;mso-position-vertical:absolute;mso-position-vertical-relative:line;mso-left-percent:-10001;mso-top-percent:-10001;v-text-anchor:top" o:gfxdata="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" filled="f">
+            <o:lock v:ext="edit" rotation="t" aspectratio="t" verticies="t" text="t" shapetype="t"/>
+            <w10:anchorlock/>
+          </v:rect>
         </w:pict>
       </w:r>
     </w:p>
@@ -2743,7 +2924,25 @@
           <w:szCs w:val="28"/>
           <w:lang w:val="uk-UA"/>
         </w:rPr>
-        <w:t>Четвертий експеримент перевіряв універсальність алгоритму. Метод — аналогічно до першого експерименту, результати згруповано за жанром, рівнем складності та кількістю категорій бар’єрів.</w:t>
+        <w:t xml:space="preserve">Четвертий експеримент перевіряв універсальність алгоритму. </w:t>
+      </w:r>
+      <w:r>
+        <w:rPr>
+          <w:rFonts w:ascii="Times New Roman" w:hAnsi="Times New Roman" w:cs="Times New Roman"/>
+          <w:sz w:val="28"/>
+          <w:szCs w:val="28"/>
+          <w:lang w:val="uk-UA"/>
+        </w:rPr>
+        <w:t xml:space="preserve">В даному випадку </w:t>
+      </w:r>
+      <w:r>
+        <w:rPr>
+          <w:rFonts w:ascii="Times New Roman" w:hAnsi="Times New Roman" w:cs="Times New Roman"/>
+          <w:sz w:val="28"/>
+          <w:szCs w:val="28"/>
+          <w:lang w:val="uk-UA"/>
+        </w:rPr>
+        <w:t>результати згруповано за жанром, рівнем складності та кількістю категорій бар’єрів.</w:t>
       </w:r>
     </w:p>
     <w:p>
@@ -2799,14 +2998,15 @@
       </w:pPr>
       <w:r>
         <w:rPr>
-          <w:rFonts w:ascii="Times New Roman" w:hAnsi="Times New Roman" w:cs="Times New Roman"/>
           <w:noProof/>
-          <w:sz w:val="28"/>
-          <w:szCs w:val="28"/>
-          <w:lang w:val="uk-UA"/>
-        </w:rPr>
-        <w:pict w14:anchorId="5179BF59">
-          <v:rect id="_x0000_i1030" alt="" style="width:451.3pt;height:.05pt;mso-width-percent:0;mso-height-percent:0;mso-width-percent:0;mso-height-percent:0" o:hralign="center" o:hrstd="t" o:hr="t"/>
+        </w:rPr>
+      </w:r>
+      <w:r>
+        <w:pict w14:anchorId="4453700B">
+          <v:rect id="Horizontal Line 20" o:spid="_x0000_s1031" style="width:498.6pt;height:.05pt;visibility:visible;mso-wrap-style:square;mso-left-percent:-10001;mso-top-percent:-10001;mso-position-horizontal:absolute;mso-position-horizontal-relative:char;mso-position-vertical:absolute;mso-position-vertical-relative:line;mso-left-percent:-10001;mso-top-percent:-10001;v-text-anchor:top" o:gfxdata="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" filled="f">
+            <o:lock v:ext="edit" rotation="t" aspectratio="t" verticies="t" text="t" shapetype="t"/>
+            <w10:anchorlock/>
+          </v:rect>
         </w:pict>
       </w:r>
     </w:p>
@@ -2853,7 +3053,25 @@
           <w:szCs w:val="28"/>
           <w:lang w:val="uk-UA"/>
         </w:rPr>
-        <w:t xml:space="preserve">П’ятий експеримент оцінював масштабованість алгоритму. Метод — тиражування тексту C10 з максимальною щільністю бар’єрів за коефіцієнтами від 1 до 20, що дає обсяг від 71 до 1420 слів, з вимірюванням часу трьох компонентів обробки: </w:t>
+        <w:t xml:space="preserve">П’ятий експеримент оцінював масштабованість алгоритму. </w:t>
+      </w:r>
+      <w:r>
+        <w:rPr>
+          <w:rFonts w:ascii="Times New Roman" w:hAnsi="Times New Roman" w:cs="Times New Roman"/>
+          <w:sz w:val="28"/>
+          <w:szCs w:val="28"/>
+          <w:lang w:val="uk-UA"/>
+        </w:rPr>
+        <w:t>Експеримент передбачав</w:t>
+      </w:r>
+      <w:r>
+        <w:rPr>
+          <w:rFonts w:ascii="Times New Roman" w:hAnsi="Times New Roman" w:cs="Times New Roman"/>
+          <w:sz w:val="28"/>
+          <w:szCs w:val="28"/>
+          <w:lang w:val="uk-UA"/>
+        </w:rPr>
+        <w:t xml:space="preserve"> тиражування тексту C10 з максимальною щільністю бар’єрів за коефіцієнтами від 1 до 20, що дає обсяг від 71 до 1420 слів, з вимірюванням часу </w:t>
       </w:r>
       <w:r>
         <w:rPr>
@@ -2863,18 +3081,19 @@
           <w:lang w:val="uk-UA"/>
         </w:rPr>
         <w:lastRenderedPageBreak/>
-        <w:t>ІКД, детекція та повний цикл.</w:t>
-      </w:r>
-      <w:r>
-        <w:rPr>
-          <w:rFonts w:ascii="Times New Roman" w:hAnsi="Times New Roman" w:cs="Times New Roman"/>
+        <w:t>трьох компонентів обробки: ІКД, детекція та повний цикл.</w:t>
+      </w:r>
+      <w:r>
+        <w:rPr>
           <w:noProof/>
-          <w:sz w:val="28"/>
-          <w:szCs w:val="28"/>
-          <w:lang w:val="uk-UA"/>
-        </w:rPr>
-        <w:pict w14:anchorId="73B45532">
-          <v:rect id="_x0000_i1029" alt="" style="width:451.3pt;height:.05pt;mso-width-percent:0;mso-height-percent:0;mso-width-percent:0;mso-height-percent:0" o:hralign="center" o:hrstd="t" o:hr="t"/>
+        </w:rPr>
+      </w:r>
+      <w:r>
+        <w:pict w14:anchorId="4D7C3463">
+          <v:rect id="Horizontal Line 21" o:spid="_x0000_s1030" style="width:498.6pt;height:.05pt;visibility:visible;mso-wrap-style:square;mso-left-percent:-10001;mso-top-percent:-10001;mso-position-horizontal:absolute;mso-position-horizontal-relative:char;mso-position-vertical:absolute;mso-position-vertical-relative:line;mso-left-percent:-10001;mso-top-percent:-10001;v-text-anchor:top" o:gfxdata="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" filled="f">
+            <o:lock v:ext="edit" rotation="t" aspectratio="t" verticies="t" text="t" shapetype="t"/>
+            <w10:anchorlock/>
+          </v:rect>
         </w:pict>
       </w:r>
     </w:p>
@@ -2921,7 +3140,25 @@
           <w:szCs w:val="28"/>
           <w:lang w:val="uk-UA"/>
         </w:rPr>
-        <w:t>Шостий експеримент перевіряв збереження синтаксичної структури після лексичного спрощення. Метод — порівняльний аналіз трьох синтаксичних метрик до та після спрощення за допомогою NLP-конвеєра Stanza для української мови з модулем розбору залежностей.</w:t>
+        <w:t xml:space="preserve">Шостий експеримент перевіряв збереження синтаксичної структури після лексичного спрощення. </w:t>
+      </w:r>
+      <w:r>
+        <w:rPr>
+          <w:rFonts w:ascii="Times New Roman" w:hAnsi="Times New Roman" w:cs="Times New Roman"/>
+          <w:sz w:val="28"/>
+          <w:szCs w:val="28"/>
+          <w:lang w:val="uk-UA"/>
+        </w:rPr>
+        <w:t>Експеримент передбачав</w:t>
+      </w:r>
+      <w:r>
+        <w:rPr>
+          <w:rFonts w:ascii="Times New Roman" w:hAnsi="Times New Roman" w:cs="Times New Roman"/>
+          <w:sz w:val="28"/>
+          <w:szCs w:val="28"/>
+          <w:lang w:val="uk-UA"/>
+        </w:rPr>
+        <w:t xml:space="preserve"> порівняльний аналіз трьох синтаксичних метрик до та після спрощення за допомогою NLP-конвеєра Stanza для української мови з модулем розбору залежностей.</w:t>
       </w:r>
     </w:p>
     <w:p>
@@ -2977,14 +3214,15 @@
       </w:pPr>
       <w:r>
         <w:rPr>
-          <w:rFonts w:ascii="Times New Roman" w:hAnsi="Times New Roman" w:cs="Times New Roman"/>
           <w:noProof/>
-          <w:sz w:val="28"/>
-          <w:szCs w:val="28"/>
-          <w:lang w:val="uk-UA"/>
-        </w:rPr>
-        <w:pict w14:anchorId="392198E2">
-          <v:rect id="_x0000_i1028" alt="" style="width:451.3pt;height:.05pt;mso-width-percent:0;mso-height-percent:0;mso-width-percent:0;mso-height-percent:0" o:hralign="center" o:hrstd="t" o:hr="t"/>
+        </w:rPr>
+      </w:r>
+      <w:r>
+        <w:pict w14:anchorId="395370AB">
+          <v:rect id="Horizontal Line 22" o:spid="_x0000_s1029" style="width:498.6pt;height:.05pt;visibility:visible;mso-wrap-style:square;mso-left-percent:-10001;mso-top-percent:-10001;mso-position-horizontal:absolute;mso-position-horizontal-relative:char;mso-position-vertical:absolute;mso-position-vertical-relative:line;mso-left-percent:-10001;mso-top-percent:-10001;v-text-anchor:top" o:gfxdata="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" filled="f">
+            <o:lock v:ext="edit" rotation="t" aspectratio="t" verticies="t" text="t" shapetype="t"/>
+            <w10:anchorlock/>
+          </v:rect>
         </w:pict>
       </w:r>
     </w:p>
@@ -3031,7 +3269,34 @@
           <w:szCs w:val="28"/>
           <w:lang w:val="uk-UA"/>
         </w:rPr>
-        <w:t>Сьомий експеримент перевіряв збереження тональності тексту. Метод — аналогічно до другого експерименту, із застосуванням мультимовної моделі аналізу тональності на базі XLM-RoBERTa, навченої на ста мовах включно з українською, з класифікацією за трьома категоріями: негативна, нейтральна, позитивна.</w:t>
+        <w:t xml:space="preserve">Сьомий експеримент перевіряв збереження тональності тексту. </w:t>
+      </w:r>
+      <w:r>
+        <w:rPr>
+          <w:rFonts w:ascii="Times New Roman" w:hAnsi="Times New Roman" w:cs="Times New Roman"/>
+          <w:sz w:val="28"/>
+          <w:szCs w:val="28"/>
+          <w:lang w:val="uk-UA"/>
+        </w:rPr>
+        <w:t>Експеримент передбачав</w:t>
+      </w:r>
+      <w:r>
+        <w:rPr>
+          <w:rFonts w:ascii="Times New Roman" w:hAnsi="Times New Roman" w:cs="Times New Roman"/>
+          <w:sz w:val="28"/>
+          <w:szCs w:val="28"/>
+          <w:lang w:val="uk-UA"/>
+        </w:rPr>
+        <w:t xml:space="preserve"> </w:t>
+      </w:r>
+      <w:r>
+        <w:rPr>
+          <w:rFonts w:ascii="Times New Roman" w:hAnsi="Times New Roman" w:cs="Times New Roman"/>
+          <w:sz w:val="28"/>
+          <w:szCs w:val="28"/>
+          <w:lang w:val="uk-UA"/>
+        </w:rPr>
+        <w:t>застосування мультимовної моделі аналізу тональності на базі XLM-RoBERTa, навченої на ста мовах включно з українською, з класифікацією за трьома категоріями: негативна, нейтральна, позитивна.</w:t>
       </w:r>
     </w:p>
     <w:p>
@@ -3091,14 +3356,15 @@
       </w:pPr>
       <w:r>
         <w:rPr>
-          <w:rFonts w:ascii="Times New Roman" w:hAnsi="Times New Roman" w:cs="Times New Roman"/>
           <w:noProof/>
-          <w:sz w:val="28"/>
-          <w:szCs w:val="28"/>
-          <w:lang w:val="uk-UA"/>
-        </w:rPr>
-        <w:pict w14:anchorId="6EF3F23A">
-          <v:rect id="_x0000_i1027" alt="" style="width:451.3pt;height:.05pt;mso-width-percent:0;mso-height-percent:0;mso-width-percent:0;mso-height-percent:0" o:hralign="center" o:hrstd="t" o:hr="t"/>
+        </w:rPr>
+      </w:r>
+      <w:r>
+        <w:pict w14:anchorId="00F9DAEB">
+          <v:rect id="Horizontal Line 23" o:spid="_x0000_s1028" style="width:498.6pt;height:.05pt;visibility:visible;mso-wrap-style:square;mso-left-percent:-10001;mso-top-percent:-10001;mso-position-horizontal:absolute;mso-position-horizontal-relative:char;mso-position-vertical:absolute;mso-position-vertical-relative:line;mso-left-percent:-10001;mso-top-percent:-10001;v-text-anchor:top" o:gfxdata="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" filled="f">
+            <o:lock v:ext="edit" rotation="t" aspectratio="t" verticies="t" text="t" shapetype="t"/>
+            <w10:anchorlock/>
+          </v:rect>
         </w:pict>
       </w:r>
     </w:p>
@@ -3154,7 +3420,25 @@
           <w:szCs w:val="28"/>
           <w:lang w:val="uk-UA"/>
         </w:rPr>
-        <w:t>, що представлені на слайді та у авторефераті, тому дозвольте їх не зачитувати</w:t>
+        <w:t xml:space="preserve">, що представлені на слайді та у </w:t>
+      </w:r>
+      <w:r>
+        <w:rPr>
+          <w:rFonts w:ascii="Times New Roman" w:hAnsi="Times New Roman" w:cs="Times New Roman"/>
+          <w:sz w:val="28"/>
+          <w:szCs w:val="28"/>
+          <w:lang w:val="uk-UA"/>
+        </w:rPr>
+        <w:t>дисертації</w:t>
+      </w:r>
+      <w:r>
+        <w:rPr>
+          <w:rFonts w:ascii="Times New Roman" w:hAnsi="Times New Roman" w:cs="Times New Roman"/>
+          <w:sz w:val="28"/>
+          <w:szCs w:val="28"/>
+          <w:lang w:val="uk-UA"/>
+        </w:rPr>
+        <w:t>, тому дозвольте їх не зачитувати</w:t>
       </w:r>
       <w:r>
         <w:rPr>
@@ -3179,14 +3463,15 @@
       </w:pPr>
       <w:r>
         <w:rPr>
-          <w:rFonts w:ascii="Times New Roman" w:hAnsi="Times New Roman" w:cs="Times New Roman"/>
           <w:noProof/>
-          <w:sz w:val="28"/>
-          <w:szCs w:val="28"/>
-          <w:lang w:val="uk-UA"/>
-        </w:rPr>
-        <w:pict w14:anchorId="1AB6CAA4">
-          <v:rect id="_x0000_i1026" alt="" style="width:451.3pt;height:.05pt;mso-width-percent:0;mso-height-percent:0;mso-width-percent:0;mso-height-percent:0" o:hralign="center" o:hrstd="t" o:hr="t"/>
+        </w:rPr>
+      </w:r>
+      <w:r>
+        <w:pict w14:anchorId="1DD4028A">
+          <v:rect id="Horizontal Line 24" o:spid="_x0000_s1027" style="width:498.6pt;height:.05pt;visibility:visible;mso-wrap-style:square;mso-left-percent:-10001;mso-top-percent:-10001;mso-position-horizontal:absolute;mso-position-horizontal-relative:char;mso-position-vertical:absolute;mso-position-vertical-relative:line;mso-left-percent:-10001;mso-top-percent:-10001;v-text-anchor:top" o:gfxdata="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" filled="f">
+            <o:lock v:ext="edit" rotation="t" aspectratio="t" verticies="t" text="t" shapetype="t"/>
+            <w10:anchorlock/>
+          </v:rect>
         </w:pict>
       </w:r>
     </w:p>
@@ -3233,16 +3518,34 @@
           <w:szCs w:val="28"/>
           <w:lang w:val="uk-UA"/>
         </w:rPr>
-        <w:t>Виконане дослідження не вичерпує всіх аспектів поставленої проблеми. Подальші дослідження доцільні у таких напрямках</w:t>
-      </w:r>
-      <w:r>
-        <w:rPr>
-          <w:rFonts w:ascii="Times New Roman" w:hAnsi="Times New Roman" w:cs="Times New Roman"/>
-          <w:sz w:val="28"/>
-          <w:szCs w:val="28"/>
-          <w:lang w:val="uk-UA"/>
-        </w:rPr>
-        <w:t>, що представлені на слайді</w:t>
+        <w:t xml:space="preserve">Виконане дослідження не вичерпує всіх аспектів поставленої проблеми. Подальші </w:t>
+      </w:r>
+      <w:r>
+        <w:rPr>
+          <w:rFonts w:ascii="Times New Roman" w:hAnsi="Times New Roman" w:cs="Times New Roman"/>
+          <w:sz w:val="28"/>
+          <w:szCs w:val="28"/>
+          <w:lang w:val="uk-UA"/>
+        </w:rPr>
+        <w:t xml:space="preserve">напрями </w:t>
+      </w:r>
+      <w:r>
+        <w:rPr>
+          <w:rFonts w:ascii="Times New Roman" w:hAnsi="Times New Roman" w:cs="Times New Roman"/>
+          <w:sz w:val="28"/>
+          <w:szCs w:val="28"/>
+          <w:lang w:val="uk-UA"/>
+        </w:rPr>
+        <w:t xml:space="preserve">дослідження </w:t>
+      </w:r>
+      <w:r>
+        <w:rPr>
+          <w:rFonts w:ascii="Times New Roman" w:hAnsi="Times New Roman" w:cs="Times New Roman"/>
+          <w:sz w:val="28"/>
+          <w:szCs w:val="28"/>
+          <w:lang w:val="uk-UA"/>
+        </w:rPr>
+        <w:t>визначені у тексті дисертації</w:t>
       </w:r>
       <w:r>
         <w:rPr>
@@ -3267,14 +3570,15 @@
       </w:pPr>
       <w:r>
         <w:rPr>
-          <w:rFonts w:ascii="Times New Roman" w:hAnsi="Times New Roman" w:cs="Times New Roman"/>
           <w:noProof/>
-          <w:sz w:val="28"/>
-          <w:szCs w:val="28"/>
-          <w:lang w:val="uk-UA"/>
-        </w:rPr>
-        <w:pict w14:anchorId="66B36551">
-          <v:rect id="_x0000_i1025" alt="" style="width:451.3pt;height:.05pt;mso-width-percent:0;mso-height-percent:0;mso-width-percent:0;mso-height-percent:0" o:hralign="center" o:hrstd="t" o:hr="t"/>
+        </w:rPr>
+      </w:r>
+      <w:r>
+        <w:pict w14:anchorId="3FEBE199">
+          <v:rect id="Horizontal Line 25" o:spid="_x0000_s1026" style="width:498.6pt;height:.05pt;visibility:visible;mso-wrap-style:square;mso-left-percent:-10001;mso-top-percent:-10001;mso-position-horizontal:absolute;mso-position-horizontal-relative:char;mso-position-vertical:absolute;mso-position-vertical-relative:line;mso-left-percent:-10001;mso-top-percent:-10001;v-text-anchor:top" o:gfxdata="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" filled="f">
+            <o:lock v:ext="edit" rotation="t" aspectratio="t" verticies="t" text="t" shapetype="t"/>
+            <w10:anchorlock/>
+          </v:rect>
         </w:pict>
       </w:r>
     </w:p>
@@ -3323,7 +3627,7 @@
         </w:rPr>
         <w:t>Дякую за увагу! Готовий відповісти на Ваші запитання.</w:t>
       </w:r>
-      <w:bookmarkEnd w:id="0"/>
+      <w:bookmarkEnd w:id="1"/>
       <w:bookmarkEnd w:id="28"/>
     </w:p>
     <w:sectPr>
@@ -3339,7 +3643,7 @@
 </file>
 
 <file path=word/numbering.xml><?xml version="1.0" encoding="utf-8"?>
-<w:numbering xmlns:wpc="http://schemas.microsoft.com/office/word/2010/wordprocessingCanvas" xmlns:cx="http://schemas.microsoft.com/office/drawing/2014/chartex" xmlns:cx1="http://schemas.microsoft.com/office/drawing/2015/9/8/chartex" xmlns:cx2="http://schemas.microsoft.com/office/drawing/2015/10/21/chartex" xmlns:cx3="http://schemas.microsoft.com/office/drawing/2016/5/9/chartex" xmlns:cx4="http://schemas.microsoft.com/office/drawing/2016/5/10/chartex" xmlns:cx5="http://schemas.microsoft.com/office/drawing/2016/5/11/chartex" xmlns:cx6="http://schemas.microsoft.com/office/drawing/2016/5/12/chartex" xmlns:cx7="http://schemas.microsoft.com/office/drawing/2016/5/13/chartex" xmlns:cx8="http://schemas.microsoft.com/office/drawing/2016/5/14/chartex" xmlns:mc="http://schemas.openxmlformats.org/markup-compatibility/2006" xmlns:aink="http://schemas.microsoft.com/office/drawing/2016/ink" xmlns:am3d="http://schemas.microsoft.com/office/drawing/2017/model3d" xmlns:o="urn:schemas-microsoft-com:office:office" xmlns:oel="http://schemas.microsoft.com/office/2019/extlst" xmlns:r="http://schemas.openxmlformats.org/officeDocument/2006/relationships" xmlns:m="http://schemas.openxmlformats.org/officeDocument/2006/math" xmlns:v="urn:schemas-microsoft-com:vml" xmlns:wp14="http://schemas.microsoft.com/office/word/2010/wordprocessingDrawing" xmlns:wp="http://schemas.openxmlformats.org/drawingml/2006/wordprocessingDrawing" xmlns:w10="urn:schemas-microsoft-com:office:word" xmlns:w="http://schemas.openxmlformats.org/wordprocessingml/2006/main" xmlns:w14="http://schemas.microsoft.com/office/word/2010/wordml" xmlns:w15="http://schemas.microsoft.com/office/word/2012/wordml" xmlns:w16cex="http://schemas.microsoft.com/office/word/2018/wordml/cex" xmlns:w16cid="http://schemas.microsoft.com/office/word/2016/wordml/cid" xmlns:w16="http://schemas.microsoft.com/office/word/2018/wordml" xmlns:w16du="http://schemas.microsoft.com/office/word/2023/wordml/word16du" xmlns:w16sdtdh="http://schemas.microsoft.com/office/word/2020/wordml/sdtdatahash" xmlns:w16sdtfl="http://schemas.microsoft.com/office/word/2024/wordml/sdtformatlock" xmlns:w16se="http://schemas.microsoft.com/office/word/2015/wordml/symex" xmlns:wpg="http://schemas.microsoft.com/office/word/2010/wordprocessingGroup" xmlns:wpi="http://schemas.microsoft.com/office/word/2010/wordprocessingInk" xmlns:wne="http://schemas.microsoft.com/office/word/2006/wordml" xmlns:wps="http://schemas.microsoft.com/office/word/2010/wordprocessingShape" mc:Ignorable="w14 w15 w16se w16cid w16 w16cex w16sdtdh w16sdtfl w16du wp14">
+<w:numbering xmlns:wpc="http://schemas.microsoft.com/office/word/2010/wordprocessingCanvas" xmlns:cx="http://schemas.microsoft.com/office/drawing/2014/chartex" xmlns:cx1="http://schemas.microsoft.com/office/drawing/2015/9/8/chartex" xmlns:cx2="http://schemas.microsoft.com/office/drawing/2015/10/21/chartex" xmlns:cx3="http://schemas.microsoft.com/office/drawing/2016/5/9/chartex" xmlns:cx4="http://schemas.microsoft.com/office/drawing/2016/5/10/chartex" xmlns:cx5="http://schemas.microsoft.com/office/drawing/2016/5/11/chartex" xmlns:cx6="http://schemas.microsoft.com/office/drawing/2016/5/12/chartex" xmlns:cx7="http://schemas.microsoft.com/office/drawing/2016/5/13/chartex" xmlns:cx8="http://schemas.microsoft.com/office/drawing/2016/5/14/chartex" xmlns:mc="http://schemas.openxmlformats.org/markup-compatibility/2006" xmlns:m="http://schemas.openxmlformats.org/officeDocument/2006/math" xmlns:aink="http://schemas.microsoft.com/office/drawing/2016/ink" xmlns:am3d="http://schemas.microsoft.com/office/drawing/2017/model3d" xmlns:oel="http://schemas.microsoft.com/office/2019/extlst" xmlns:r="http://schemas.openxmlformats.org/officeDocument/2006/relationships" xmlns:wp14="http://schemas.microsoft.com/office/word/2010/wordprocessingDrawing" xmlns:wp="http://schemas.openxmlformats.org/drawingml/2006/wordprocessingDrawing" xmlns:wpg="http://schemas.microsoft.com/office/word/2010/wordprocessingGroup" xmlns:wpi="http://schemas.microsoft.com/office/word/2010/wordprocessingInk" xmlns:wps="http://schemas.microsoft.com/office/word/2010/wordprocessingShape" xmlns:o="urn:schemas-microsoft-com:office:office" xmlns:v="urn:schemas-microsoft-com:vml" xmlns:w10="urn:schemas-microsoft-com:office:word" xmlns:w="http://schemas.openxmlformats.org/wordprocessingml/2006/main" xmlns:w14="http://schemas.microsoft.com/office/word/2010/wordml" xmlns:w15="http://schemas.microsoft.com/office/word/2012/wordml" xmlns:w16cex="http://schemas.microsoft.com/office/word/2018/wordml/cex" xmlns:w16cid="http://schemas.microsoft.com/office/word/2016/wordml/cid" xmlns:w16="http://schemas.microsoft.com/office/word/2018/wordml" xmlns:w16sdtdh="http://schemas.microsoft.com/office/word/2020/wordml/sdtdatahash" xmlns:w16sdtfl="http://schemas.microsoft.com/office/word/2024/wordml/sdtformatlock" xmlns:w16se="http://schemas.microsoft.com/office/word/2015/wordml/symex" xmlns:w16du="http://schemas.microsoft.com/office/word/2023/wordml/word16du" xmlns:wne="http://schemas.microsoft.com/office/word/2006/wordml" mc:Ignorable="w14 w15 w16se w16cid w16 w16cex w16sdtdh w16sdtfl w16du wp14">
   <w:abstractNum w:abstractNumId="0" w15:restartNumberingAfterBreak="0">
     <w:nsid w:val="0000A990"/>
     <w:multiLevelType w:val="multilevel"/>
@@ -3424,7 +3728,7 @@
 </file>
 
 <file path=word/styles.xml><?xml version="1.0" encoding="utf-8"?>
-<w:styles xmlns:mc="http://schemas.openxmlformats.org/markup-compatibility/2006" xmlns:r="http://schemas.openxmlformats.org/officeDocument/2006/relationships" xmlns:w="http://schemas.openxmlformats.org/wordprocessingml/2006/main" xmlns:w14="http://schemas.microsoft.com/office/word/2010/wordml" xmlns:w15="http://schemas.microsoft.com/office/word/2012/wordml" xmlns:w16cex="http://schemas.microsoft.com/office/word/2018/wordml/cex" xmlns:w16cid="http://schemas.microsoft.com/office/word/2016/wordml/cid" xmlns:w16="http://schemas.microsoft.com/office/word/2018/wordml" xmlns:w16du="http://schemas.microsoft.com/office/word/2023/wordml/word16du" xmlns:w16sdtdh="http://schemas.microsoft.com/office/word/2020/wordml/sdtdatahash" xmlns:w16sdtfl="http://schemas.microsoft.com/office/word/2024/wordml/sdtformatlock" xmlns:w16se="http://schemas.microsoft.com/office/word/2015/wordml/symex" mc:Ignorable="w14 w15 w16se w16cid w16 w16cex w16sdtdh w16sdtfl w16du">
+<w:styles xmlns:mc="http://schemas.openxmlformats.org/markup-compatibility/2006" xmlns:r="http://schemas.openxmlformats.org/officeDocument/2006/relationships" xmlns:w="http://schemas.openxmlformats.org/wordprocessingml/2006/main" xmlns:w14="http://schemas.microsoft.com/office/word/2010/wordml" xmlns:w15="http://schemas.microsoft.com/office/word/2012/wordml" xmlns:w16cex="http://schemas.microsoft.com/office/word/2018/wordml/cex" xmlns:w16cid="http://schemas.microsoft.com/office/word/2016/wordml/cid" xmlns:w16="http://schemas.microsoft.com/office/word/2018/wordml" xmlns:w16sdtdh="http://schemas.microsoft.com/office/word/2020/wordml/sdtdatahash" xmlns:w16sdtfl="http://schemas.microsoft.com/office/word/2024/wordml/sdtformatlock" xmlns:w16se="http://schemas.microsoft.com/office/word/2015/wordml/symex" xmlns:w16du="http://schemas.microsoft.com/office/word/2023/wordml/word16du" mc:Ignorable="w14 w15 w16se w16cid w16 w16cex w16sdtdh w16sdtfl w16du">
   <w:docDefaults>
     <w:rPrDefault>
       <w:rPr>
